--- a/cv.docx
+++ b/cv.docx
@@ -408,19 +408,18 @@
                 <w:szCs w:val="18"/>
                 <w:shd w:val="clear" w:color="auto" w:fill="FFFFFF"/>
               </w:rPr>
+              <w:t xml:space="preserve">post-quantum cryptography, </w:t>
+            </w:r>
+            <w:r>
+              <w:rPr>
+                <w:rFonts w:ascii="PT Sans" w:hAnsi="PT Sans"/>
+                <w:color w:val="000000"/>
+                <w:sz w:val="18"/>
+                <w:szCs w:val="18"/>
+                <w:shd w:val="clear" w:color="auto" w:fill="FFFFFF"/>
+              </w:rPr>
               <w:t xml:space="preserve">secure computation methods, </w:t>
             </w:r>
-          </w:p>
-          <w:p>
-            <w:pPr>
-              <w:rPr>
-                <w:rFonts w:ascii="PT Sans" w:hAnsi="PT Sans"/>
-                <w:color w:val="000000"/>
-                <w:sz w:val="18"/>
-                <w:szCs w:val="18"/>
-                <w:shd w:val="clear" w:color="auto" w:fill="FFFFFF"/>
-              </w:rPr>
-            </w:pPr>
             <w:r>
               <w:rPr>
                 <w:rFonts w:ascii="PT Sans" w:hAnsi="PT Sans"/>
@@ -1067,6 +1066,40 @@
               <w:t>Protobuf</w:t>
             </w:r>
             <w:proofErr w:type="spellEnd"/>
+          </w:p>
+          <w:p>
+            <w:pPr>
+              <w:jc w:val="right"/>
+              <w:rPr>
+                <w:rFonts w:ascii="PT Sans" w:hAnsi="PT Sans"/>
+                <w:color w:val="000000"/>
+                <w:sz w:val="18"/>
+                <w:szCs w:val="18"/>
+                <w:shd w:val="clear" w:color="auto" w:fill="FFFFFF"/>
+              </w:rPr>
+            </w:pPr>
+            <w:r>
+              <w:rPr>
+                <w:rFonts w:ascii="PT Sans" w:hAnsi="PT Sans"/>
+                <w:color w:val="000000"/>
+                <w:sz w:val="18"/>
+                <w:szCs w:val="18"/>
+                <w:shd w:val="clear" w:color="auto" w:fill="FFFFFF"/>
+              </w:rPr>
+              <w:t xml:space="preserve">Lean, </w:t>
+            </w:r>
+            <w:proofErr w:type="spellStart"/>
+            <w:r>
+              <w:rPr>
+                <w:rFonts w:ascii="PT Sans" w:hAnsi="PT Sans"/>
+                <w:color w:val="000000"/>
+                <w:sz w:val="18"/>
+                <w:szCs w:val="18"/>
+                <w:shd w:val="clear" w:color="auto" w:fill="FFFFFF"/>
+              </w:rPr>
+              <w:t>Circom</w:t>
+            </w:r>
+            <w:proofErr w:type="spellEnd"/>
             <w:r>
               <w:rPr>
                 <w:rFonts w:ascii="PT Sans" w:hAnsi="PT Sans"/>
@@ -1131,29 +1164,7 @@
                 <w:szCs w:val="18"/>
                 <w:shd w:val="clear" w:color="auto" w:fill="FFFFFF"/>
               </w:rPr>
-              <w:t xml:space="preserve">LaTeX, </w:t>
-            </w:r>
-            <w:proofErr w:type="spellStart"/>
-            <w:r>
-              <w:rPr>
-                <w:rFonts w:ascii="PT Sans" w:hAnsi="PT Sans"/>
-                <w:color w:val="000000"/>
-                <w:sz w:val="18"/>
-                <w:szCs w:val="18"/>
-                <w:shd w:val="clear" w:color="auto" w:fill="FFFFFF"/>
-              </w:rPr>
-              <w:t>Circom</w:t>
-            </w:r>
-            <w:proofErr w:type="spellEnd"/>
-            <w:r>
-              <w:rPr>
-                <w:rFonts w:ascii="PT Sans" w:hAnsi="PT Sans"/>
-                <w:color w:val="000000"/>
-                <w:sz w:val="18"/>
-                <w:szCs w:val="18"/>
-                <w:shd w:val="clear" w:color="auto" w:fill="FFFFFF"/>
-              </w:rPr>
-              <w:t>, Lean</w:t>
+              <w:t>LaTeX</w:t>
             </w:r>
           </w:p>
           <w:p>
@@ -11973,6 +11984,28 @@
                 <w:shd w:val="clear" w:color="auto" w:fill="FFFFFF"/>
               </w:rPr>
               <w:t>WAHC 2024 (PC member)</w:t>
+            </w:r>
+          </w:p>
+          <w:p>
+            <w:pPr>
+              <w:jc w:val="right"/>
+              <w:rPr>
+                <w:rFonts w:ascii="PT Sans" w:hAnsi="PT Sans"/>
+                <w:color w:val="000000"/>
+                <w:sz w:val="18"/>
+                <w:szCs w:val="18"/>
+                <w:shd w:val="clear" w:color="auto" w:fill="FFFFFF"/>
+              </w:rPr>
+            </w:pPr>
+            <w:r>
+              <w:rPr>
+                <w:rFonts w:ascii="PT Sans" w:hAnsi="PT Sans"/>
+                <w:color w:val="000000"/>
+                <w:sz w:val="18"/>
+                <w:szCs w:val="18"/>
+                <w:shd w:val="clear" w:color="auto" w:fill="FFFFFF"/>
+              </w:rPr>
+              <w:t>WAHC 2026 (PC member)</w:t>
             </w:r>
           </w:p>
           <w:p>
@@ -13060,7 +13093,7 @@
           <w:iCs/>
           <w:color w:val="808080" w:themeColor="background1" w:themeShade="80"/>
         </w:rPr>
-        <w:t>7</w:t>
+        <w:t>14</w:t>
       </w:r>
       <w:r>
         <w:rPr>

--- a/cv.docx
+++ b/cv.docx
@@ -2242,9 +2242,8 @@
                 <w:szCs w:val="18"/>
                 <w:shd w:val="clear" w:color="auto" w:fill="FFFFFF"/>
               </w:rPr>
-              <w:t>Optmisations</w:t>
-            </w:r>
-            <w:proofErr w:type="spellEnd"/>
+              <w:t>Opt</w:t>
+            </w:r>
             <w:r>
               <w:rPr>
                 <w:rFonts w:ascii="PT Sans" w:hAnsi="PT Sans"/>
@@ -2255,6 +2254,31 @@
                 <w:szCs w:val="18"/>
                 <w:shd w:val="clear" w:color="auto" w:fill="FFFFFF"/>
               </w:rPr>
+              <w:t>i</w:t>
+            </w:r>
+            <w:r>
+              <w:rPr>
+                <w:rFonts w:ascii="PT Sans" w:hAnsi="PT Sans"/>
+                <w:i/>
+                <w:iCs/>
+                <w:color w:val="000000" w:themeColor="text1"/>
+                <w:sz w:val="18"/>
+                <w:szCs w:val="18"/>
+                <w:shd w:val="clear" w:color="auto" w:fill="FFFFFF"/>
+              </w:rPr>
+              <w:t>misations</w:t>
+            </w:r>
+            <w:proofErr w:type="spellEnd"/>
+            <w:r>
+              <w:rPr>
+                <w:rFonts w:ascii="PT Sans" w:hAnsi="PT Sans"/>
+                <w:i/>
+                <w:iCs/>
+                <w:color w:val="000000" w:themeColor="text1"/>
+                <w:sz w:val="18"/>
+                <w:szCs w:val="18"/>
+                <w:shd w:val="clear" w:color="auto" w:fill="FFFFFF"/>
+              </w:rPr>
               <w:t xml:space="preserve"> of fully homomorphic encryption”</w:t>
             </w:r>
           </w:p>
@@ -8493,7 +8517,17 @@
                 <w:szCs w:val="18"/>
                 <w:shd w:val="clear" w:color="auto" w:fill="FFFFFF"/>
               </w:rPr>
-              <w:t>AFRICACRYPT 2018</w:t>
+              <w:t>AFRICACRYPT 201</w:t>
+            </w:r>
+            <w:r>
+              <w:rPr>
+                <w:rFonts w:ascii="PT Sans" w:hAnsi="PT Sans"/>
+                <w:color w:val="808080" w:themeColor="background1" w:themeShade="80"/>
+                <w:sz w:val="18"/>
+                <w:szCs w:val="18"/>
+                <w:shd w:val="clear" w:color="auto" w:fill="FFFFFF"/>
+              </w:rPr>
+              <w:t>7</w:t>
             </w:r>
           </w:p>
           <w:p>
@@ -11069,7 +11103,17 @@
                 <w:szCs w:val="18"/>
                 <w:shd w:val="clear" w:color="auto" w:fill="FFFFFF"/>
               </w:rPr>
-              <w:t>Aug. 2015 – present</w:t>
+              <w:t xml:space="preserve">Aug. 2015 – </w:t>
+            </w:r>
+            <w:r>
+              <w:rPr>
+                <w:rFonts w:ascii="PT Sans" w:hAnsi="PT Sans"/>
+                <w:color w:val="000000"/>
+                <w:sz w:val="18"/>
+                <w:szCs w:val="18"/>
+                <w:shd w:val="clear" w:color="auto" w:fill="FFFFFF"/>
+              </w:rPr>
+              <w:t>Aug. 2021</w:t>
             </w:r>
           </w:p>
         </w:tc>
